--- a/media/F2111/output_dir/被测软件功能.docx
+++ b/media/F2111/output_dir/被测软件功能.docx
@@ -392,6 +392,94 @@
                 <w:szCs w:val="21"/>
               </w:rPr>
               <w:t xml:space="preserve">某初始化功能</w:t>
+            </w:r>
+          </w:p>
+        </w:tc>
+      </w:tr>
+      <w:tr>
+        <w:trPr>
+          <w:trHeight w:val="480"/>
+        </w:trPr>
+        <w:tc>
+          <w:tcPr>
+            <w:tcW w:w="216" w:type="pct"/>
+            <w:noWrap/>
+            <w:hideMark/>
+          </w:tcPr>
+          <w:p>
+            <w:pPr>
+              <w:numPr>
+                <w:ilvl w:val="0"/>
+                <w:numId w:val="2"/>
+              </w:numPr>
+              <w:ind w:right="57"/>
+              <w:rPr>
+                <w:color w:val="000000"/>
+                <w:szCs w:val="21"/>
+              </w:rPr>
+            </w:pPr>
+          </w:p>
+        </w:tc>
+        <w:tc>
+          <w:tcPr>
+            <w:tcW w:w="560" w:type="pct"/>
+            <w:vMerge w:val="continue"/>
+          </w:tcPr>
+          <w:p>
+            <w:pPr>
+              <w:jc w:val="left"/>
+              <w:rPr>
+                <w:szCs w:val="21"/>
+              </w:rPr>
+            </w:pPr>
+            <w:r>
+              <w:rPr>
+                <w:szCs w:val="21"/>
+              </w:rPr>
+              <w:t xml:space="preserve"/>
+            </w:r>
+          </w:p>
+        </w:tc>
+        <w:tc>
+          <w:tcPr>
+            <w:tcW w:w="706" w:type="pct"/>
+            <w:noWrap/>
+          </w:tcPr>
+          <w:p>
+            <w:pPr>
+              <w:jc w:val="left"/>
+              <w:rPr>
+                <w:szCs w:val="21"/>
+              </w:rPr>
+            </w:pPr>
+            <w:r>
+              <w:rPr>
+                <w:rFonts w:hint="eastAsia"/>
+                <w:szCs w:val="21"/>
+              </w:rPr>
+              <w:t xml:space="preserve">特殊功能测试</w:t>
+            </w:r>
+          </w:p>
+        </w:tc>
+        <w:tc>
+          <w:tcPr>
+            <w:tcW w:w="3518" w:type="pct"/>
+            <w:noWrap/>
+          </w:tcPr>
+          <w:p>
+            <w:pPr>
+              <w:rPr>
+                <w:noProof/>
+                <w:szCs w:val="21"/>
+              </w:rPr>
+            </w:pPr>
+            <w:r>
+              <w:rPr>
+                <w:rFonts w:hint="eastAsia"/>
+                <w:noProof/>
+                <w:szCs w:val="21"/>
+              </w:rPr>
+              <w:t xml:space="preserve">特殊功能描述</w:t>
             </w:r>
           </w:p>
         </w:tc>
